--- a/docs/圆爱康/03_产出方案/心脏康复_动作套件_重拍复核结果_20260929.docx
+++ b/docs/圆爱康/03_产出方案/心脏康复_动作套件_重拍复核结果_20260929.docx
@@ -3735,7 +3735,7 @@
         <w:rPr>
           <w:rFonts w:ascii="微软雅黑" w:hAnsi="微软雅黑" w:eastAsia="微软雅黑"/>
         </w:rPr>
-        <w:t>这张是本轮唯一"没改"的图 —— 但原因需要项目组确认。</w:t>
+        <w:t>这张是本轮唯一"没改"的图。D02 判定为按选项 A 返工，见下方定案。</w:t>
       </w:r>
     </w:p>
     <w:p>
@@ -3757,7 +3757,7 @@
         <w:rPr>
           <w:rFonts w:ascii="微软雅黑" w:hAnsi="微软雅黑" w:eastAsia="微软雅黑"/>
         </w:rPr>
-        <w:t>云手的可辨识特征（供同事参考）：</w:t>
+        <w:t>云手的可辨识特征（返工依据）：</w:t>
       </w:r>
     </w:p>
     <w:p>
@@ -3804,7 +3804,7 @@
         <w:rPr>
           <w:rFonts w:ascii="微软雅黑" w:hAnsi="微软雅黑" w:eastAsia="微软雅黑"/>
         </w:rPr>
-        <w:t>返工建议：需要画出手臂划圆的弧线轨迹（可用虚线/残影表示），且画面应体现身体重心在左右两腿间移动，而不是马步定式。</w:t>
+        <w:t xml:space="preserve"> 定案（项目组 2026-09-29 拍板）：按选项 A 返工。</w:t>
       </w:r>
     </w:p>
     <w:p>
@@ -3815,31 +3815,22 @@
         <w:rPr>
           <w:rFonts w:ascii="微软雅黑" w:hAnsi="微软雅黑" w:eastAsia="微软雅黑"/>
         </w:rPr>
-        <w:t>但这里有个判断要请你（项目组）定：</w:t>
+        <w:t>返工要求（请把这段原话转给同事）：</w:t>
       </w:r>
     </w:p>
     <w:p>
       <w:pPr>
-        <w:pStyle w:val="ListBullet"/>
-        <w:spacing w:after="60"/>
+        <w:spacing w:before="80" w:after="80" w:line="336" w:lineRule="auto"/>
+        <w:ind w:left="454"/>
+        <w:pBdr>
+          <w:left w:val="single" w:sz="12" w:space="8" w:color="1A478A"/>
+        </w:pBdr>
       </w:pPr>
       <w:r>
         <w:rPr>
           <w:rFonts w:ascii="微软雅黑" w:hAnsi="微软雅黑" w:eastAsia="微软雅黑"/>
         </w:rPr>
-        <w:t>选项 A：让同事按上面要求重画 D02（变成一个能看出"划圆"的云手帧）</w:t>
-      </w:r>
-    </w:p>
-    <w:p>
-      <w:pPr>
-        <w:pStyle w:val="ListBullet"/>
-        <w:spacing w:after="60"/>
-      </w:pPr>
-      <w:r>
-        <w:rPr>
-          <w:rFonts w:ascii="微软雅黑" w:hAnsi="微软雅黑" w:eastAsia="微软雅黑"/>
-        </w:rPr>
-        <w:t>选项 B：接受现状，但把 D02 的动作名从「太极拳·起势与云手」改为与画面相符的名称（如「太极拳·抱球定势」），并相应调整该动作的配音与画面文字——因为画面呈现的是定式站桩，不是划圆的云手，两者训练目的不同（定式偏静力平衡，云手偏柔韧有氧）。</w:t>
+        <w:t>D02 太极拳·云手：画出双手在体前交替划圆的弧线轨迹（可用虚线或残影表示手臂走过的路径），并体现身体重心在左右两腿之间缓慢移动。不是站定不动的马步定式。</w:t>
       </w:r>
     </w:p>
     <w:p>
@@ -3850,7 +3841,7 @@
         <w:rPr>
           <w:rFonts w:ascii="微软雅黑" w:hAnsi="微软雅黑" w:eastAsia="微软雅黑"/>
         </w:rPr>
-        <w:t>我倾向 选项 A（清单 D02 的目的是"平衡训练＋柔和有氧"，云手的划圆动作是这个目的的核心载体，改成抱球就丢了有氧属性）。但这是动作医学含义的调整，请你拍板。</w:t>
+        <w:t>为什么必须按 A 改（不改名的理由）：清单 v1.1 中 D02 的目的是「平衡训练＋柔和有氧」，划圆与重心移动正是"柔和有氧"这个目的的核心载体。若改为抱球定势，动作性质会变成静力站桩，有氧属性丢失，与清单给 D02 设定的训练目的不符。故不采纳改名方案。</w:t>
       </w:r>
     </w:p>
     <w:p>
